--- a/Мышка для людей с ОВЗ/Документы/Текст для презентаций.docx
+++ b/Мышка для людей с ОВЗ/Документы/Текст для презентаций.docx
@@ -3,22 +3,363 @@
 <w:document xmlns:wpc="http://schemas.microsoft.com/office/word/2010/wordprocessingCanvas" xmlns:cx="http://schemas.microsoft.com/office/drawing/2014/chartex" xmlns:mc="http://schemas.openxmlformats.org/markup-compatibility/2006" xmlns:o="urn:schemas-microsoft-com:office:office" xmlns:r="http://schemas.openxmlformats.org/officeDocument/2006/relationships" xmlns:m="http://schemas.openxmlformats.org/officeDocument/2006/math" xmlns:v="urn:schemas-microsoft-com:vml" xmlns:wp14="http://schemas.microsoft.com/office/word/2010/wordprocessingDrawing" xmlns:wp="http://schemas.openxmlformats.org/drawingml/2006/wordprocessingDrawing" xmlns:w10="urn:schemas-microsoft-com:office:word" xmlns:w="http://schemas.openxmlformats.org/wordprocessingml/2006/main" xmlns:w14="http://schemas.microsoft.com/office/word/2010/wordml" xmlns:w15="http://schemas.microsoft.com/office/word/2012/wordml" xmlns:w16se="http://schemas.microsoft.com/office/word/2015/wordml/symex" xmlns:wpg="http://schemas.microsoft.com/office/word/2010/wordprocessingGroup" xmlns:wpi="http://schemas.microsoft.com/office/word/2010/wordprocessingInk" xmlns:wne="http://schemas.microsoft.com/office/word/2006/wordml" xmlns:wps="http://schemas.microsoft.com/office/word/2010/wordprocessingShape" mc:Ignorable="w14 w15 w16se wp14">
   <w:body>
     <w:p>
-      <w:r>
-        <w:t>Множество людей в современном мире страдают от проблем с мелкой моторикой, и все они часто имеют трудности при коммуникации с цифровой средой, которая в наше время отвечает за поток информации, учебу, работу и многое другое. Для таких людей обыкновенные средства ввода часто становятся непреодолимым барьером.</w:t>
-      </w:r>
-    </w:p>
-    <w:p>
+      <w:pPr>
+        <w:jc w:val="both"/>
+      </w:pPr>
+      <w:r>
+        <w:rPr>
+          <w:b/>
+        </w:rPr>
+        <w:t>Множество</w:t>
+      </w:r>
+      <w:r>
+        <w:t xml:space="preserve"> людей в современном мире страдают от проблем с мелкой моторикой, и все они часто имеют трудности при коммуникации с цифровой средой, которая в наше время отвечает за поток информации, учебу, работу и многое другое. Для таких людей обыкновенные средства ввода часто становятся непреодолимым барьером.</w:t>
+      </w:r>
+    </w:p>
+    <w:p>
+      <w:pPr>
+        <w:jc w:val="both"/>
+      </w:pPr>
       <w:r>
         <w:t>Высокая стоимость от 5 тыс. рублей, сложность настройки, необходимость в специальной подготовке пользователя, а также часто минимальная эффективность при треморе делает аналоги на рынке неподходящими для пожилых людей или людей с ограниченными возможностями.</w:t>
       </w:r>
     </w:p>
-    <w:p/>
-    <w:p/>
-    <w:p>
+    <w:p>
+      <w:pPr>
+        <w:jc w:val="both"/>
+      </w:pPr>
+    </w:p>
+    <w:p>
+      <w:pPr>
+        <w:jc w:val="both"/>
+      </w:pPr>
+      <w:r>
+        <w:rPr>
+          <w:b/>
+        </w:rPr>
+        <w:t>Начало</w:t>
+      </w:r>
+      <w:r>
+        <w:t xml:space="preserve"> сбора информации началось с р</w:t>
+      </w:r>
+      <w:r>
+        <w:t>ас</w:t>
+      </w:r>
+      <w:r>
+        <w:t>смотра аналогов</w:t>
+      </w:r>
+    </w:p>
+    <w:p>
+      <w:pPr>
+        <w:jc w:val="both"/>
+      </w:pPr>
+      <w:r>
+        <w:t>Головной указатель «</w:t>
+      </w:r>
+      <w:r>
+        <w:rPr>
+          <w:lang w:val="en-US"/>
+        </w:rPr>
+        <w:t>Eye</w:t>
+      </w:r>
+      <w:r>
+        <w:t xml:space="preserve"> </w:t>
+      </w:r>
+      <w:r>
+        <w:rPr>
+          <w:lang w:val="en-US"/>
+        </w:rPr>
+        <w:t>Gaze</w:t>
+      </w:r>
+      <w:r>
+        <w:t xml:space="preserve">» </w:t>
+      </w:r>
+      <w:r>
+        <w:t>Следит за движением глаз, не задействует руки, однако имеет сложную калибровку, высокую стоимость и сильные неточности при недостатке света.</w:t>
+      </w:r>
+    </w:p>
+    <w:p>
+      <w:pPr>
+        <w:jc w:val="both"/>
+      </w:pPr>
+      <w:r>
+        <w:t>Голосовой указатель</w:t>
+      </w:r>
+      <w:r>
+        <w:t xml:space="preserve"> </w:t>
+      </w:r>
+      <w:r>
+        <w:t>«</w:t>
+      </w:r>
+      <w:r>
+        <w:rPr>
+          <w:lang w:val="en-US"/>
+        </w:rPr>
+        <w:t>Dragon</w:t>
+      </w:r>
+      <w:r>
+        <w:t xml:space="preserve"> </w:t>
+      </w:r>
+      <w:r>
+        <w:rPr>
+          <w:lang w:val="en-US"/>
+        </w:rPr>
+        <w:t>Naturally</w:t>
+      </w:r>
+      <w:r>
+        <w:t xml:space="preserve"> </w:t>
+      </w:r>
+      <w:r>
+        <w:rPr>
+          <w:lang w:val="en-US"/>
+        </w:rPr>
+        <w:t>Speaking</w:t>
+      </w:r>
+      <w:r>
+        <w:t>» Так же не задействует рук, но нестабилен в шумной среде, имеет высокую стоимость и не подходит людям, испытывающим проблемы с речью.</w:t>
+      </w:r>
+    </w:p>
+    <w:p>
+      <w:pPr>
+        <w:jc w:val="both"/>
+      </w:pPr>
+      <w:r>
+        <w:rPr>
+          <w:lang w:val="en-US"/>
+        </w:rPr>
+        <w:t>Trackball</w:t>
+      </w:r>
+      <w:r>
+        <w:t xml:space="preserve"> «</w:t>
+      </w:r>
+      <w:r>
+        <w:rPr>
+          <w:lang w:val="en-US"/>
+        </w:rPr>
+        <w:t>Logitech</w:t>
+      </w:r>
+      <w:r>
+        <w:t xml:space="preserve"> </w:t>
+      </w:r>
+      <w:r>
+        <w:rPr>
+          <w:lang w:val="en-US"/>
+        </w:rPr>
+        <w:t>Marble</w:t>
+      </w:r>
+      <w:r>
+        <w:t>» Не задействует всю руку, однако требует точной мелкой моторики, что очень редко наблюдается у людей с тремором рук.</w:t>
+      </w:r>
+    </w:p>
+    <w:p>
+      <w:pPr>
+        <w:jc w:val="both"/>
+      </w:pPr>
+      <w:r>
+        <w:t>Анализ показал, что ни один из существующих аналогов не решает ключевую проблему: физическая стабилизация движения руки при сохранении интуитивного, привычного интерфейса</w:t>
+      </w:r>
+    </w:p>
+    <w:p>
+      <w:pPr>
+        <w:jc w:val="both"/>
+      </w:pPr>
+    </w:p>
+    <w:p>
+      <w:pPr>
+        <w:jc w:val="both"/>
+      </w:pPr>
+      <w:r>
+        <w:rPr>
+          <w:b/>
+          <w:bCs/>
+        </w:rPr>
+        <w:t xml:space="preserve">Целью работы </w:t>
+      </w:r>
+      <w:r>
+        <w:t>является</w:t>
+      </w:r>
+      <w:r>
+        <w:rPr>
+          <w:b/>
+          <w:bCs/>
+        </w:rPr>
+        <w:t xml:space="preserve"> </w:t>
+      </w:r>
+      <w:r>
+        <w:t>создание механического манипулятора, обеспечивающего:</w:t>
+      </w:r>
+    </w:p>
+    <w:p>
+      <w:pPr>
+        <w:numPr>
+          <w:ilvl w:val="0"/>
+          <w:numId w:val="2"/>
+        </w:numPr>
+        <w:jc w:val="both"/>
+      </w:pPr>
+      <w:r>
+        <w:t>Стабильное и точное управление курсором</w:t>
+      </w:r>
+    </w:p>
+    <w:p>
+      <w:pPr>
+        <w:numPr>
+          <w:ilvl w:val="0"/>
+          <w:numId w:val="2"/>
+        </w:numPr>
+        <w:jc w:val="both"/>
+      </w:pPr>
+      <w:r>
+        <w:t>Пассивную физическую стабилизацию руки</w:t>
+      </w:r>
+    </w:p>
+    <w:p>
+      <w:pPr>
+        <w:numPr>
+          <w:ilvl w:val="0"/>
+          <w:numId w:val="2"/>
+        </w:numPr>
+        <w:jc w:val="both"/>
+      </w:pPr>
+      <w:r>
+        <w:t>Отсутствие сложной калибровки</w:t>
+      </w:r>
+    </w:p>
+    <w:p>
+      <w:pPr>
+        <w:numPr>
+          <w:ilvl w:val="0"/>
+          <w:numId w:val="2"/>
+        </w:numPr>
+        <w:jc w:val="both"/>
+      </w:pPr>
+      <w:r>
+        <w:t>Работа в любой среде, с плохим освещением или в шумных местах по типу офиса</w:t>
+      </w:r>
+    </w:p>
+    <w:p>
+      <w:pPr>
+        <w:ind w:left="360"/>
+        <w:jc w:val="both"/>
+      </w:pPr>
+      <w:r>
+        <w:t>Задачи проекта:</w:t>
+      </w:r>
+    </w:p>
+    <w:p>
+      <w:pPr>
+        <w:numPr>
+          <w:ilvl w:val="0"/>
+          <w:numId w:val="2"/>
+        </w:numPr>
+        <w:jc w:val="both"/>
+      </w:pPr>
+      <w:r>
+        <w:t>Подобрать материалы и электрические компоненты</w:t>
+      </w:r>
+    </w:p>
+    <w:p>
+      <w:pPr>
+        <w:numPr>
+          <w:ilvl w:val="0"/>
+          <w:numId w:val="2"/>
+        </w:numPr>
+        <w:jc w:val="both"/>
+      </w:pPr>
+      <w:r>
+        <w:t>Разработать 3D-модель корпуса с учетом эргономики</w:t>
+      </w:r>
+    </w:p>
+    <w:p>
+      <w:pPr>
+        <w:numPr>
+          <w:ilvl w:val="0"/>
+          <w:numId w:val="2"/>
+        </w:numPr>
+        <w:jc w:val="both"/>
+      </w:pPr>
+      <w:r>
+        <w:t>Распечатать и запрограммировать устройство</w:t>
+      </w:r>
+    </w:p>
+    <w:p>
+      <w:pPr>
+        <w:numPr>
+          <w:ilvl w:val="0"/>
+          <w:numId w:val="2"/>
+        </w:numPr>
+        <w:jc w:val="both"/>
+      </w:pPr>
+      <w:r>
+        <w:t>Протестировать функциональность</w:t>
+      </w:r>
+    </w:p>
+    <w:p>
+      <w:pPr>
+        <w:jc w:val="both"/>
+      </w:pPr>
+    </w:p>
+    <w:p>
+      <w:pPr>
+        <w:jc w:val="both"/>
+      </w:pPr>
+      <w:r>
+        <w:rPr>
+          <w:b/>
+        </w:rPr>
+        <w:t>На слайде</w:t>
+      </w:r>
+      <w:r>
+        <w:t xml:space="preserve"> изображены таблицы, </w:t>
+      </w:r>
+      <w:proofErr w:type="spellStart"/>
+      <w:r>
+        <w:t>обоснующие</w:t>
+      </w:r>
+      <w:proofErr w:type="spellEnd"/>
+      <w:r>
+        <w:t xml:space="preserve"> ценообразование розничного производства, и серийного</w:t>
+      </w:r>
+    </w:p>
+    <w:p>
+      <w:pPr>
+        <w:jc w:val="both"/>
+      </w:pPr>
+      <w:r>
+        <w:rPr>
+          <w:b/>
+        </w:rPr>
+        <w:t>Для 3</w:t>
+      </w:r>
+      <w:r>
+        <w:rPr>
+          <w:b/>
+          <w:lang w:val="en-US"/>
+        </w:rPr>
+        <w:t>D</w:t>
+      </w:r>
+      <w:r>
+        <w:rPr>
+          <w:b/>
+        </w:rPr>
+        <w:t>-пе</w:t>
+      </w:r>
       <w:bookmarkStart w:id="0" w:name="_GoBack"/>
       <w:bookmarkEnd w:id="0"/>
-    </w:p>
-    <w:p>
+      <w:r>
+        <w:rPr>
+          <w:b/>
+        </w:rPr>
+        <w:t>чати</w:t>
+      </w:r>
+      <w:r>
+        <w:t xml:space="preserve"> рассматривались следующие термопластики</w:t>
+      </w:r>
+    </w:p>
+    <w:p>
+      <w:pPr>
+        <w:jc w:val="both"/>
+      </w:pPr>
       <w:r>
         <w:t>Было решено что будут использоваться следующие электрические компоненты:</w:t>
       </w:r>
@@ -29,6 +370,7 @@
           <w:ilvl w:val="0"/>
           <w:numId w:val="1"/>
         </w:numPr>
+        <w:jc w:val="both"/>
       </w:pPr>
       <w:r>
         <w:rPr>
@@ -46,6 +388,7 @@
           <w:ilvl w:val="0"/>
           <w:numId w:val="1"/>
         </w:numPr>
+        <w:jc w:val="both"/>
       </w:pPr>
       <w:r>
         <w:rPr>
@@ -81,6 +424,7 @@
           <w:ilvl w:val="0"/>
           <w:numId w:val="1"/>
         </w:numPr>
+        <w:jc w:val="both"/>
       </w:pPr>
       <w:r>
         <w:t xml:space="preserve">Инкрементальный энкодер </w:t>
@@ -101,6 +445,7 @@
           <w:ilvl w:val="0"/>
           <w:numId w:val="1"/>
         </w:numPr>
+        <w:jc w:val="both"/>
       </w:pPr>
       <w:r>
         <w:t>Тактовые кнопки для выбора чувствительности и имитации левого/правого клика мыши</w:t>
@@ -110,6 +455,7 @@
       <w:pPr>
         <w:pStyle w:val="a3"/>
         <w:spacing w:before="0" w:beforeAutospacing="0" w:after="0" w:afterAutospacing="0" w:line="500" w:lineRule="exact"/>
+        <w:jc w:val="both"/>
         <w:rPr>
           <w:rFonts w:asciiTheme="minorHAnsi" w:hAnsiTheme="minorHAnsi" w:cstheme="minorHAnsi"/>
           <w:sz w:val="22"/>
@@ -124,6 +470,7 @@
           <w:sz w:val="22"/>
           <w:szCs w:val="22"/>
         </w:rPr>
+        <w:lastRenderedPageBreak/>
         <w:t>После определения эл. компонентов началось моделирование деталей манипулятора. Первая версия рукоятки была недостаточно эргономичной, и была усовершенствована, получив большую площадь опоры для руки и пазы для пальцев. Потом последовала 3</w:t>
       </w:r>
       <w:r>
@@ -148,10 +495,19 @@
         <w:t xml:space="preserve"> печать и зачистка деталей</w:t>
       </w:r>
     </w:p>
-    <w:p/>
+    <w:p>
+      <w:pPr>
+        <w:jc w:val="both"/>
+      </w:pPr>
+    </w:p>
+    <w:p>
+      <w:pPr>
+        <w:jc w:val="both"/>
+      </w:pPr>
+    </w:p>
     <w:sectPr>
       <w:pgSz w:w="11906" w:h="16838"/>
-      <w:pgMar w:top="1134" w:right="850" w:bottom="1134" w:left="1701" w:header="708" w:footer="708" w:gutter="0"/>
+      <w:pgMar w:top="720" w:right="720" w:bottom="720" w:left="720" w:header="708" w:footer="708" w:gutter="0"/>
       <w:cols w:space="708"/>
       <w:docGrid w:linePitch="360"/>
     </w:sectPr>
@@ -274,8 +630,267 @@
       </w:pPr>
     </w:lvl>
   </w:abstractNum>
+  <w:abstractNum w:abstractNumId="1" w15:restartNumberingAfterBreak="0">
+    <w:nsid w:val="37C11702"/>
+    <w:multiLevelType w:val="hybridMultilevel"/>
+    <w:tmpl w:val="BC98933E"/>
+    <w:lvl w:ilvl="0" w:tplc="55EE0F56">
+      <w:start w:val="1"/>
+      <w:numFmt w:val="decimal"/>
+      <w:lvlText w:val="%1."/>
+      <w:lvlJc w:val="left"/>
+      <w:pPr>
+        <w:tabs>
+          <w:tab w:val="num" w:pos="720"/>
+        </w:tabs>
+        <w:ind w:left="720" w:hanging="360"/>
+      </w:pPr>
+    </w:lvl>
+    <w:lvl w:ilvl="1" w:tplc="ABD249C6" w:tentative="1">
+      <w:start w:val="1"/>
+      <w:numFmt w:val="decimal"/>
+      <w:lvlText w:val="%2."/>
+      <w:lvlJc w:val="left"/>
+      <w:pPr>
+        <w:tabs>
+          <w:tab w:val="num" w:pos="1440"/>
+        </w:tabs>
+        <w:ind w:left="1440" w:hanging="360"/>
+      </w:pPr>
+    </w:lvl>
+    <w:lvl w:ilvl="2" w:tplc="8612EA7E" w:tentative="1">
+      <w:start w:val="1"/>
+      <w:numFmt w:val="decimal"/>
+      <w:lvlText w:val="%3."/>
+      <w:lvlJc w:val="left"/>
+      <w:pPr>
+        <w:tabs>
+          <w:tab w:val="num" w:pos="2160"/>
+        </w:tabs>
+        <w:ind w:left="2160" w:hanging="360"/>
+      </w:pPr>
+    </w:lvl>
+    <w:lvl w:ilvl="3" w:tplc="9DFC51EA" w:tentative="1">
+      <w:start w:val="1"/>
+      <w:numFmt w:val="decimal"/>
+      <w:lvlText w:val="%4."/>
+      <w:lvlJc w:val="left"/>
+      <w:pPr>
+        <w:tabs>
+          <w:tab w:val="num" w:pos="2880"/>
+        </w:tabs>
+        <w:ind w:left="2880" w:hanging="360"/>
+      </w:pPr>
+    </w:lvl>
+    <w:lvl w:ilvl="4" w:tplc="D0D625F2" w:tentative="1">
+      <w:start w:val="1"/>
+      <w:numFmt w:val="decimal"/>
+      <w:lvlText w:val="%5."/>
+      <w:lvlJc w:val="left"/>
+      <w:pPr>
+        <w:tabs>
+          <w:tab w:val="num" w:pos="3600"/>
+        </w:tabs>
+        <w:ind w:left="3600" w:hanging="360"/>
+      </w:pPr>
+    </w:lvl>
+    <w:lvl w:ilvl="5" w:tplc="376EEFB2" w:tentative="1">
+      <w:start w:val="1"/>
+      <w:numFmt w:val="decimal"/>
+      <w:lvlText w:val="%6."/>
+      <w:lvlJc w:val="left"/>
+      <w:pPr>
+        <w:tabs>
+          <w:tab w:val="num" w:pos="4320"/>
+        </w:tabs>
+        <w:ind w:left="4320" w:hanging="360"/>
+      </w:pPr>
+    </w:lvl>
+    <w:lvl w:ilvl="6" w:tplc="2B0A7812" w:tentative="1">
+      <w:start w:val="1"/>
+      <w:numFmt w:val="decimal"/>
+      <w:lvlText w:val="%7."/>
+      <w:lvlJc w:val="left"/>
+      <w:pPr>
+        <w:tabs>
+          <w:tab w:val="num" w:pos="5040"/>
+        </w:tabs>
+        <w:ind w:left="5040" w:hanging="360"/>
+      </w:pPr>
+    </w:lvl>
+    <w:lvl w:ilvl="7" w:tplc="CF7C5752" w:tentative="1">
+      <w:start w:val="1"/>
+      <w:numFmt w:val="decimal"/>
+      <w:lvlText w:val="%8."/>
+      <w:lvlJc w:val="left"/>
+      <w:pPr>
+        <w:tabs>
+          <w:tab w:val="num" w:pos="5760"/>
+        </w:tabs>
+        <w:ind w:left="5760" w:hanging="360"/>
+      </w:pPr>
+    </w:lvl>
+    <w:lvl w:ilvl="8" w:tplc="4042A7B0" w:tentative="1">
+      <w:start w:val="1"/>
+      <w:numFmt w:val="decimal"/>
+      <w:lvlText w:val="%9."/>
+      <w:lvlJc w:val="left"/>
+      <w:pPr>
+        <w:tabs>
+          <w:tab w:val="num" w:pos="6480"/>
+        </w:tabs>
+        <w:ind w:left="6480" w:hanging="360"/>
+      </w:pPr>
+    </w:lvl>
+  </w:abstractNum>
+  <w:abstractNum w:abstractNumId="2" w15:restartNumberingAfterBreak="0">
+    <w:nsid w:val="66191BDB"/>
+    <w:multiLevelType w:val="hybridMultilevel"/>
+    <w:tmpl w:val="A4001CAE"/>
+    <w:lvl w:ilvl="0" w:tplc="B6848F2A">
+      <w:start w:val="1"/>
+      <w:numFmt w:val="bullet"/>
+      <w:lvlText w:val="•"/>
+      <w:lvlJc w:val="left"/>
+      <w:pPr>
+        <w:tabs>
+          <w:tab w:val="num" w:pos="720"/>
+        </w:tabs>
+        <w:ind w:left="720" w:hanging="360"/>
+      </w:pPr>
+      <w:rPr>
+        <w:rFonts w:ascii="Arial" w:hAnsi="Arial" w:hint="default"/>
+      </w:rPr>
+    </w:lvl>
+    <w:lvl w:ilvl="1" w:tplc="CA001E12" w:tentative="1">
+      <w:start w:val="1"/>
+      <w:numFmt w:val="bullet"/>
+      <w:lvlText w:val="•"/>
+      <w:lvlJc w:val="left"/>
+      <w:pPr>
+        <w:tabs>
+          <w:tab w:val="num" w:pos="1440"/>
+        </w:tabs>
+        <w:ind w:left="1440" w:hanging="360"/>
+      </w:pPr>
+      <w:rPr>
+        <w:rFonts w:ascii="Arial" w:hAnsi="Arial" w:hint="default"/>
+      </w:rPr>
+    </w:lvl>
+    <w:lvl w:ilvl="2" w:tplc="E0EEB076" w:tentative="1">
+      <w:start w:val="1"/>
+      <w:numFmt w:val="bullet"/>
+      <w:lvlText w:val="•"/>
+      <w:lvlJc w:val="left"/>
+      <w:pPr>
+        <w:tabs>
+          <w:tab w:val="num" w:pos="2160"/>
+        </w:tabs>
+        <w:ind w:left="2160" w:hanging="360"/>
+      </w:pPr>
+      <w:rPr>
+        <w:rFonts w:ascii="Arial" w:hAnsi="Arial" w:hint="default"/>
+      </w:rPr>
+    </w:lvl>
+    <w:lvl w:ilvl="3" w:tplc="37FAC136" w:tentative="1">
+      <w:start w:val="1"/>
+      <w:numFmt w:val="bullet"/>
+      <w:lvlText w:val="•"/>
+      <w:lvlJc w:val="left"/>
+      <w:pPr>
+        <w:tabs>
+          <w:tab w:val="num" w:pos="2880"/>
+        </w:tabs>
+        <w:ind w:left="2880" w:hanging="360"/>
+      </w:pPr>
+      <w:rPr>
+        <w:rFonts w:ascii="Arial" w:hAnsi="Arial" w:hint="default"/>
+      </w:rPr>
+    </w:lvl>
+    <w:lvl w:ilvl="4" w:tplc="B7D60C32" w:tentative="1">
+      <w:start w:val="1"/>
+      <w:numFmt w:val="bullet"/>
+      <w:lvlText w:val="•"/>
+      <w:lvlJc w:val="left"/>
+      <w:pPr>
+        <w:tabs>
+          <w:tab w:val="num" w:pos="3600"/>
+        </w:tabs>
+        <w:ind w:left="3600" w:hanging="360"/>
+      </w:pPr>
+      <w:rPr>
+        <w:rFonts w:ascii="Arial" w:hAnsi="Arial" w:hint="default"/>
+      </w:rPr>
+    </w:lvl>
+    <w:lvl w:ilvl="5" w:tplc="564E4E08" w:tentative="1">
+      <w:start w:val="1"/>
+      <w:numFmt w:val="bullet"/>
+      <w:lvlText w:val="•"/>
+      <w:lvlJc w:val="left"/>
+      <w:pPr>
+        <w:tabs>
+          <w:tab w:val="num" w:pos="4320"/>
+        </w:tabs>
+        <w:ind w:left="4320" w:hanging="360"/>
+      </w:pPr>
+      <w:rPr>
+        <w:rFonts w:ascii="Arial" w:hAnsi="Arial" w:hint="default"/>
+      </w:rPr>
+    </w:lvl>
+    <w:lvl w:ilvl="6" w:tplc="15A224DE" w:tentative="1">
+      <w:start w:val="1"/>
+      <w:numFmt w:val="bullet"/>
+      <w:lvlText w:val="•"/>
+      <w:lvlJc w:val="left"/>
+      <w:pPr>
+        <w:tabs>
+          <w:tab w:val="num" w:pos="5040"/>
+        </w:tabs>
+        <w:ind w:left="5040" w:hanging="360"/>
+      </w:pPr>
+      <w:rPr>
+        <w:rFonts w:ascii="Arial" w:hAnsi="Arial" w:hint="default"/>
+      </w:rPr>
+    </w:lvl>
+    <w:lvl w:ilvl="7" w:tplc="AB3A46B8" w:tentative="1">
+      <w:start w:val="1"/>
+      <w:numFmt w:val="bullet"/>
+      <w:lvlText w:val="•"/>
+      <w:lvlJc w:val="left"/>
+      <w:pPr>
+        <w:tabs>
+          <w:tab w:val="num" w:pos="5760"/>
+        </w:tabs>
+        <w:ind w:left="5760" w:hanging="360"/>
+      </w:pPr>
+      <w:rPr>
+        <w:rFonts w:ascii="Arial" w:hAnsi="Arial" w:hint="default"/>
+      </w:rPr>
+    </w:lvl>
+    <w:lvl w:ilvl="8" w:tplc="563CB3EC" w:tentative="1">
+      <w:start w:val="1"/>
+      <w:numFmt w:val="bullet"/>
+      <w:lvlText w:val="•"/>
+      <w:lvlJc w:val="left"/>
+      <w:pPr>
+        <w:tabs>
+          <w:tab w:val="num" w:pos="6480"/>
+        </w:tabs>
+        <w:ind w:left="6480" w:hanging="360"/>
+      </w:pPr>
+      <w:rPr>
+        <w:rFonts w:ascii="Arial" w:hAnsi="Arial" w:hint="default"/>
+      </w:rPr>
+    </w:lvl>
+  </w:abstractNum>
   <w:num w:numId="1">
     <w:abstractNumId w:val="0"/>
+  </w:num>
+  <w:num w:numId="2">
+    <w:abstractNumId w:val="2"/>
+  </w:num>
+  <w:num w:numId="3">
+    <w:abstractNumId w:val="1"/>
   </w:num>
 </w:numbering>
 </file>
